--- a/评委组打开说明.docx
+++ b/评委组打开说明.docx
@@ -4,862 +4,1430 @@
   <w:body>
     <w:p>
       <w:pPr>
-        <w:spacing w:after="80"/>
+        <w:jc w:val="left"/>
       </w:pPr>
       <w:r>
         <w:rPr>
-          <w:rFonts w:ascii="PingFang SC" w:hAnsi="PingFang SC" w:eastAsia="PingFang SC"/>
-          <w:b w:val="0"/>
-          <w:i/>
-          <w:color w:val="C8552D"/>
-          <w:sz w:val="20"/>
+          <w:b/>
+          <w:color w:val="1A1612"/>
+          <w:sz w:val="56"/>
         </w:rPr>
-        <w:t>FOR THE JURY · OPENING GUIDE</w:t>
+        <w:t>68 海里 · 两面</w:t>
       </w:r>
     </w:p>
     <w:p>
-      <w:pPr>
-        <w:spacing w:before="280" w:after="120"/>
-      </w:pPr>
       <w:r>
         <w:rPr>
-          <w:rFonts w:ascii="PingFang SC" w:hAnsi="PingFang SC" w:eastAsia="PingFang SC"/>
-          <w:b/>
-          <w:color w:val="1A1612"/>
-          <w:sz w:val="48"/>
-        </w:rPr>
-        <w:t>68海里 · 两面</w:t>
-      </w:r>
-    </w:p>
-    <w:p>
-      <w:pPr>
-        <w:spacing w:after="80"/>
-      </w:pPr>
-      <w:r>
-        <w:rPr>
-          <w:rFonts w:ascii="PingFang SC" w:hAnsi="PingFang SC" w:eastAsia="PingFang SC"/>
-          <w:b w:val="0"/>
-          <w:i w:val="0"/>
           <w:color w:val="7A5A3A"/>
-          <w:sz w:val="26"/>
+          <w:sz w:val="28"/>
         </w:rPr>
         <w:t>评委组评审材料 · 打开说明</w:t>
       </w:r>
     </w:p>
     <w:p>
-      <w:pPr>
-        <w:pBdr>
-          <w:bottom w:val="single" w:sz="8" w:space="1" w:color="FFCC00"/>
-        </w:pBdr>
-      </w:pPr>
+      <w:r>
+        <w:rPr>
+          <w:color w:val="C8552D"/>
+        </w:rPr>
+        <w:t>━━━━━━━━━━━━━━━━━━━━━━━━━━━━━━</w:t>
+      </w:r>
     </w:p>
     <w:p>
       <w:pPr>
-        <w:spacing w:after="80"/>
+        <w:spacing w:after="120"/>
       </w:pPr>
       <w:r>
         <w:rPr>
-          <w:rFonts w:ascii="PingFang SC" w:hAnsi="PingFang SC" w:eastAsia="PingFang SC"/>
-          <w:b w:val="0"/>
-          <w:i w:val="0"/>
           <w:color w:val="2C2418"/>
-          <w:sz w:val="24"/>
+          <w:sz w:val="22"/>
+        </w:rPr>
+        <w:t>REVIEWER PACKAGE · OPENING GUIDE</w:t>
+      </w:r>
+    </w:p>
+    <w:p/>
+    <w:p>
+      <w:pPr>
+        <w:spacing w:after="120"/>
+      </w:pPr>
+      <w:r>
+        <w:rPr>
+          <w:color w:val="2C2418"/>
+          <w:sz w:val="22"/>
         </w:rPr>
         <w:t>尊敬的评委老师，您好！</w:t>
       </w:r>
     </w:p>
     <w:p>
       <w:pPr>
-        <w:spacing w:after="80"/>
+        <w:spacing w:after="120"/>
       </w:pPr>
       <w:r>
         <w:rPr>
-          <w:rFonts w:ascii="PingFang SC" w:hAnsi="PingFang SC" w:eastAsia="PingFang SC"/>
-          <w:b w:val="0"/>
-          <w:i w:val="0"/>
           <w:color w:val="2C2418"/>
           <w:sz w:val="22"/>
         </w:rPr>
-        <w:t>感谢您审阅本届 2026 复旦大学青春文旅设计大赛参赛作品 ——</w:t>
+        <w:t>感谢您审阅本届</w:t>
+      </w:r>
+      <w:r>
+        <w:rPr>
+          <w:b/>
+          <w:color w:val="C8552D"/>
+          <w:sz w:val="22"/>
+        </w:rPr>
+        <w:t>复旦大学青春文旅设计大赛</w:t>
+      </w:r>
+      <w:r>
+        <w:rPr>
+          <w:color w:val="2C2418"/>
+          <w:sz w:val="22"/>
+        </w:rPr>
+        <w:t>参赛作品《68 海里 · 两面 — 平潭跨海峡数字人文文旅产品方案》。本资料包提供</w:t>
+      </w:r>
+      <w:r>
+        <w:rPr>
+          <w:b/>
+          <w:color w:val="C8552D"/>
+          <w:sz w:val="22"/>
+        </w:rPr>
+        <w:t>线上网页 + 本地双击</w:t>
+      </w:r>
+      <w:r>
+        <w:rPr>
+          <w:color w:val="2C2418"/>
+          <w:sz w:val="22"/>
+        </w:rPr>
+        <w:t>两种浏览方式，您可以根据偏好任选。</w:t>
       </w:r>
     </w:p>
     <w:p>
       <w:pPr>
-        <w:spacing w:after="80"/>
+        <w:spacing w:before="360" w:after="120"/>
       </w:pPr>
       <w:r>
         <w:rPr>
-          <w:rFonts w:ascii="PingFang SC" w:hAnsi="PingFang SC" w:eastAsia="PingFang SC"/>
-          <w:b w:val="0"/>
-          <w:i w:val="0"/>
-          <w:color w:val="2C2418"/>
-          <w:sz w:val="22"/>
+          <w:b/>
+          <w:color w:val="1A1612"/>
+          <w:sz w:val="32"/>
         </w:rPr>
-        <w:t>《68 海里 · 两面 — 平潭跨海峡数字人文文旅产品方案》。</w:t>
+        <w:t>▌ ★ 线上网址（推荐）</w:t>
       </w:r>
     </w:p>
     <w:p>
       <w:pPr>
-        <w:spacing w:after="80"/>
+        <w:spacing w:before="160"/>
       </w:pPr>
       <w:r>
         <w:rPr>
-          <w:rFonts w:ascii="PingFang SC" w:hAnsi="PingFang SC" w:eastAsia="PingFang SC"/>
-          <w:b w:val="0"/>
-          <w:i w:val="0"/>
-          <w:color w:val="2C2418"/>
-          <w:sz w:val="22"/>
+          <w:i/>
+          <w:color w:val="C8552D"/>
+          <w:sz w:val="20"/>
         </w:rPr>
-        <w:t>本资料包内一切内容均可双击直接在浏览器中打开，无需安装任何额外软件。</w:t>
+        <w:t>RECOMMENDED · ONLINE PREVIEW</w:t>
+      </w:r>
+    </w:p>
+    <w:p>
+      <w:r>
+        <w:rPr>
+          <w:b/>
+          <w:color w:val="0E5267"/>
+          <w:sz w:val="40"/>
+        </w:rPr>
+        <w:t>🌐  https://68nm-two-sides.netlify.app</w:t>
+      </w:r>
+    </w:p>
+    <w:p>
+      <w:r>
+        <w:rPr>
+          <w:color w:val="5A4A32"/>
+          <w:sz w:val="20"/>
+        </w:rPr>
+        <w:t>推荐使用手机或电脑浏览器直接打开线上版（响应式适配，支持简/英/繁三语切换、背景音乐、沉浸式动效）。</w:t>
       </w:r>
     </w:p>
     <w:p>
       <w:pPr>
-        <w:spacing w:before="280" w:after="120"/>
+        <w:spacing w:before="360" w:after="120"/>
       </w:pPr>
       <w:r>
         <w:rPr>
-          <w:rFonts w:ascii="PingFang SC" w:hAnsi="PingFang SC" w:eastAsia="PingFang SC"/>
           <w:b/>
           <w:color w:val="1A1612"/>
           <w:sz w:val="32"/>
         </w:rPr>
-        <w:t>一、最快路径 · 一键浏览</w:t>
+        <w:t>▌ 一、项目初心 · 我为什么做这件事</w:t>
       </w:r>
     </w:p>
     <w:p>
       <w:pPr>
-        <w:spacing w:after="80"/>
+        <w:spacing w:before="80" w:after="80"/>
+        <w:ind w:left="340"/>
       </w:pPr>
       <w:r>
         <w:rPr>
-          <w:rFonts w:ascii="PingFang SC" w:hAnsi="PingFang SC" w:eastAsia="PingFang SC"/>
-          <w:b w:val="0"/>
-          <w:i w:val="0"/>
-          <w:color w:val="2C2418"/>
-          <w:sz w:val="22"/>
+          <w:color w:val="1A1612"/>
+          <w:sz w:val="24"/>
         </w:rPr>
-        <w:t>如果您只想用 5 分钟快速了解作品全貌，请双击打开下列文件：</w:t>
+        <w:t>我是潮汕人，从小听着</w:t>
+      </w:r>
+      <w:r>
+        <w:rPr>
+          <w:b/>
+          <w:color w:val="C8552D"/>
+          <w:sz w:val="24"/>
+        </w:rPr>
+        <w:t>闽南语—潮汕话—福佬话</w:t>
+      </w:r>
+      <w:r>
+        <w:rPr>
+          <w:color w:val="1A1612"/>
+          <w:sz w:val="24"/>
+        </w:rPr>
+        <w:t>之间无法精确切割的"</w:t>
+      </w:r>
+      <w:r>
+        <w:rPr>
+          <w:b/>
+          <w:color w:val="C8552D"/>
+          <w:sz w:val="24"/>
+        </w:rPr>
+        <w:t>语言连续体</w:t>
+      </w:r>
+      <w:r>
+        <w:rPr>
+          <w:color w:val="1A1612"/>
+          <w:sz w:val="24"/>
+        </w:rPr>
+        <w:t>"长大；后来成为复旦大学外国语言文学学院的翻译硕士。</w:t>
       </w:r>
     </w:p>
     <w:p>
       <w:pPr>
-        <w:spacing w:after="80"/>
+        <w:spacing w:before="80" w:after="80"/>
         <w:ind w:left="340"/>
       </w:pPr>
       <w:r>
         <w:rPr>
-          <w:rFonts w:ascii="PingFang SC" w:hAnsi="PingFang SC" w:eastAsia="PingFang SC"/>
+          <w:color w:val="1A1612"/>
+          <w:sz w:val="24"/>
+        </w:rPr>
+        <w:t>当我站在猴研岛的礁石上，听到福州话与台湾闽南语在同一张桌上对话——</w:t>
+      </w:r>
+      <w:r>
+        <w:rPr>
           <w:b/>
-          <w:i w:val="0"/>
           <w:color w:val="C8552D"/>
           <w:sz w:val="24"/>
         </w:rPr>
-        <w:t>▶ index.html（产品官网首页 · 推荐起点）</w:t>
+        <w:t>潮汕人对"南方语言连续体"的本能敏感被瞬间唤醒</w:t>
+      </w:r>
+      <w:r>
+        <w:rPr>
+          <w:color w:val="1A1612"/>
+          <w:sz w:val="24"/>
+        </w:rPr>
+        <w:t>。我意识到，平潭离台湾只有 68 海里，但</w:t>
+      </w:r>
+      <w:r>
+        <w:rPr>
+          <w:b/>
+          <w:color w:val="C8552D"/>
+          <w:sz w:val="24"/>
+        </w:rPr>
+        <w:t>我们一直在拍它的"风景"，没有人翻译它的"声音"</w:t>
+      </w:r>
+      <w:r>
+        <w:rPr>
+          <w:color w:val="1A1612"/>
+          <w:sz w:val="24"/>
+        </w:rPr>
+        <w:t>。</w:t>
       </w:r>
     </w:p>
     <w:p>
       <w:pPr>
-        <w:spacing w:before="280" w:after="120"/>
+        <w:spacing w:before="80" w:after="80"/>
+        <w:ind w:left="340"/>
       </w:pPr>
       <w:r>
         <w:rPr>
-          <w:rFonts w:ascii="PingFang SC" w:hAnsi="PingFang SC" w:eastAsia="PingFang SC"/>
+          <w:color w:val="1A1612"/>
+          <w:sz w:val="24"/>
+        </w:rPr>
+        <w:t>这套方案不是普通的"看海三日游"，而是把</w:t>
+      </w:r>
+      <w:r>
+        <w:rPr>
+          <w:b/>
+          <w:color w:val="C8552D"/>
+          <w:sz w:val="24"/>
+        </w:rPr>
+        <w:t>翻译硕士的文本敏感、潮汕人的方言耳朵、近 200 城产品视野</w:t>
+      </w:r>
+      <w:r>
+        <w:rPr>
+          <w:color w:val="1A1612"/>
+          <w:sz w:val="24"/>
+        </w:rPr>
+        <w:t>整合成一个能落地的文旅产品——把</w:t>
+      </w:r>
+      <w:r>
+        <w:rPr>
+          <w:b/>
+          <w:color w:val="C8552D"/>
+          <w:sz w:val="24"/>
+        </w:rPr>
+        <w:t>"听不懂"变成"听透"</w:t>
+      </w:r>
+      <w:r>
+        <w:rPr>
+          <w:color w:val="1A1612"/>
+          <w:sz w:val="24"/>
+        </w:rPr>
+        <w:t>，把</w:t>
+      </w:r>
+      <w:r>
+        <w:rPr>
+          <w:b/>
+          <w:color w:val="C8552D"/>
+          <w:sz w:val="24"/>
+        </w:rPr>
+        <w:t>"两岸距离"变成"两面体验"</w:t>
+      </w:r>
+      <w:r>
+        <w:rPr>
+          <w:color w:val="1A1612"/>
+          <w:sz w:val="24"/>
+        </w:rPr>
+        <w:t>。</w:t>
+      </w:r>
+    </w:p>
+    <w:p>
+      <w:pPr>
+        <w:spacing w:after="120"/>
+      </w:pPr>
+      <w:r>
+        <w:rPr>
+          <w:color w:val="2C2418"/>
+          <w:sz w:val="22"/>
+        </w:rPr>
+        <w:t>— GUO JIA · 复旦大学外国语言文学学院 · 翻译硕士 MTI · 25210120088</w:t>
+      </w:r>
+    </w:p>
+    <w:p>
+      <w:pPr>
+        <w:spacing w:before="360" w:after="120"/>
+      </w:pPr>
+      <w:r>
+        <w:rPr>
           <w:b/>
           <w:color w:val="1A1612"/>
           <w:sz w:val="32"/>
         </w:rPr>
-        <w:t>二、完整评审路径 · 建议顺序</w:t>
+        <w:t>▌ 二、最快路径 · 5 分钟速览</w:t>
       </w:r>
     </w:p>
     <w:p>
       <w:pPr>
-        <w:spacing w:after="80"/>
+        <w:spacing w:after="120"/>
       </w:pPr>
       <w:r>
         <w:rPr>
-          <w:rFonts w:ascii="PingFang SC" w:hAnsi="PingFang SC" w:eastAsia="PingFang SC"/>
+          <w:color w:val="2C2418"/>
+          <w:sz w:val="22"/>
+        </w:rPr>
+        <w:t xml:space="preserve">若您只想用 </w:t>
+      </w:r>
+      <w:r>
+        <w:rPr>
           <w:b/>
-          <w:i w:val="0"/>
           <w:color w:val="C8552D"/>
-          <w:sz w:val="24"/>
+          <w:sz w:val="22"/>
         </w:rPr>
-        <w:t>① 产品官网 (index.html)</w:t>
+        <w:t>5 分钟</w:t>
+      </w:r>
+      <w:r>
+        <w:rPr>
+          <w:color w:val="2C2418"/>
+          <w:sz w:val="22"/>
+        </w:rPr>
+        <w:t>快速了解作品全貌：</w:t>
       </w:r>
     </w:p>
     <w:p>
       <w:pPr>
-        <w:spacing w:after="80"/>
-        <w:ind w:left="340"/>
+        <w:ind w:left="283"/>
       </w:pPr>
       <w:r>
         <w:rPr>
-          <w:rFonts w:ascii="PingFang SC" w:hAnsi="PingFang SC" w:eastAsia="PingFang SC"/>
-          <w:b w:val="0"/>
-          <w:i w:val="0"/>
-          <w:color w:val="2C2418"/>
+          <w:b/>
+          <w:color w:val="C8552D"/>
           <w:sz w:val="22"/>
         </w:rPr>
-        <w:t>浏览总览，约 3 分钟。右上角支持 简体 / English / 繁體 三语切换。</w:t>
+        <w:t xml:space="preserve">01. </w:t>
+      </w:r>
+      <w:r>
+        <w:rPr>
+          <w:sz w:val="22"/>
+        </w:rPr>
+        <w:t>打开</w:t>
+      </w:r>
+      <w:r>
+        <w:rPr>
+          <w:b/>
+          <w:color w:val="C8552D"/>
+          <w:sz w:val="22"/>
+        </w:rPr>
+        <w:t>线上网址</w:t>
+      </w:r>
+      <w:r>
+        <w:rPr>
+          <w:sz w:val="22"/>
+        </w:rPr>
+        <w:t xml:space="preserve"> → </w:t>
+      </w:r>
+      <w:r>
+        <w:rPr>
+          <w:b/>
+          <w:color w:val="C8552D"/>
+          <w:sz w:val="22"/>
+        </w:rPr>
+        <w:t>68nm-two-sides.netlify.app</w:t>
+      </w:r>
+      <w:r>
+        <w:rPr>
+          <w:sz w:val="22"/>
+        </w:rPr>
+        <w:t>（手机/电脑均可）</w:t>
       </w:r>
     </w:p>
     <w:p>
       <w:pPr>
-        <w:spacing w:after="80"/>
+        <w:ind w:left="283"/>
       </w:pPr>
       <w:r>
         <w:rPr>
-          <w:rFonts w:ascii="PingFang SC" w:hAnsi="PingFang SC" w:eastAsia="PingFang SC"/>
           <w:b/>
-          <w:i w:val="0"/>
           <w:color w:val="C8552D"/>
-          <w:sz w:val="24"/>
+          <w:sz w:val="22"/>
         </w:rPr>
-        <w:t>② 答辩 PPT (ppt.html / ppt.pptx)</w:t>
+        <w:t xml:space="preserve">02. </w:t>
+      </w:r>
+      <w:r>
+        <w:rPr>
+          <w:sz w:val="22"/>
+        </w:rPr>
+        <w:t xml:space="preserve">页面顶部"缘起 / 蓝眼泪 / PASS 卡 / 套餐 / AI 平台 / 文创"等导航直接跳转，约 </w:t>
+      </w:r>
+      <w:r>
+        <w:rPr>
+          <w:b/>
+          <w:color w:val="C8552D"/>
+          <w:sz w:val="22"/>
+        </w:rPr>
+        <w:t>3 分钟</w:t>
+      </w:r>
+      <w:r>
+        <w:rPr>
+          <w:sz w:val="22"/>
+        </w:rPr>
+        <w:t>滚完</w:t>
       </w:r>
     </w:p>
     <w:p>
       <w:pPr>
-        <w:spacing w:after="80"/>
-        <w:ind w:left="340"/>
+        <w:ind w:left="283"/>
       </w:pPr>
       <w:r>
         <w:rPr>
-          <w:rFonts w:ascii="PingFang SC" w:hAnsi="PingFang SC" w:eastAsia="PingFang SC"/>
-          <w:b w:val="0"/>
-          <w:i w:val="0"/>
-          <w:color w:val="2C2418"/>
+          <w:b/>
+          <w:color w:val="C8552D"/>
           <w:sz w:val="22"/>
         </w:rPr>
-        <w:t>24 页可翻页幻灯片，方向键 / 空格翻页，约 5 分钟。如有浏览器异常，请使用同名 .pptx 文件直接打开。</w:t>
+        <w:t xml:space="preserve">03. </w:t>
+      </w:r>
+      <w:r>
+        <w:rPr>
+          <w:sz w:val="22"/>
+        </w:rPr>
+        <w:t xml:space="preserve">右上角点 </w:t>
+      </w:r>
+      <w:r>
+        <w:rPr>
+          <w:b/>
+          <w:color w:val="C8552D"/>
+          <w:sz w:val="22"/>
+        </w:rPr>
+        <w:t>DECK</w:t>
+      </w:r>
+      <w:r>
+        <w:rPr>
+          <w:sz w:val="22"/>
+        </w:rPr>
+        <w:t xml:space="preserve"> 按钮 → 进入答辩 PPT（24 页，方向键翻页，约 </w:t>
+      </w:r>
+      <w:r>
+        <w:rPr>
+          <w:b/>
+          <w:color w:val="C8552D"/>
+          <w:sz w:val="22"/>
+        </w:rPr>
+        <w:t>5 分钟</w:t>
+      </w:r>
+      <w:r>
+        <w:rPr>
+          <w:sz w:val="22"/>
+        </w:rPr>
+        <w:t>）</w:t>
       </w:r>
     </w:p>
     <w:p>
       <w:pPr>
-        <w:spacing w:after="80"/>
+        <w:spacing w:before="360" w:after="120"/>
       </w:pPr>
       <w:r>
         <w:rPr>
-          <w:rFonts w:ascii="PingFang SC" w:hAnsi="PingFang SC" w:eastAsia="PingFang SC"/>
           <w:b/>
-          <w:i w:val="0"/>
-          <w:color w:val="C8552D"/>
-          <w:sz w:val="24"/>
+          <w:color w:val="1A1612"/>
+          <w:sz w:val="32"/>
         </w:rPr>
-        <w:t>③ 产品介绍片 (video.html)</w:t>
+        <w:t>▌ 三、完整评审路径 · 建议顺序</w:t>
       </w:r>
     </w:p>
     <w:p>
       <w:pPr>
-        <w:spacing w:after="80"/>
-        <w:ind w:left="340"/>
+        <w:ind w:left="283"/>
       </w:pPr>
       <w:r>
         <w:rPr>
-          <w:rFonts w:ascii="PingFang SC" w:hAnsi="PingFang SC" w:eastAsia="PingFang SC"/>
-          <w:b w:val="0"/>
-          <w:i w:val="0"/>
-          <w:color w:val="2C2418"/>
+          <w:b/>
+          <w:color w:val="C8552D"/>
           <w:sz w:val="22"/>
         </w:rPr>
-        <w:t>60 秒动态分镜片，可全屏播放。</w:t>
+        <w:t xml:space="preserve">01. </w:t>
+      </w:r>
+      <w:r>
+        <w:rPr>
+          <w:sz w:val="22"/>
+        </w:rPr>
+        <w:t>产品官网（</w:t>
+      </w:r>
+      <w:r>
+        <w:rPr>
+          <w:b/>
+          <w:color w:val="C8552D"/>
+          <w:sz w:val="22"/>
+        </w:rPr>
+        <w:t>index.html</w:t>
+      </w:r>
+      <w:r>
+        <w:rPr>
+          <w:sz w:val="22"/>
+        </w:rPr>
+        <w:t xml:space="preserve">）— 浏览总览，约 </w:t>
+      </w:r>
+      <w:r>
+        <w:rPr>
+          <w:b/>
+          <w:color w:val="C8552D"/>
+          <w:sz w:val="22"/>
+        </w:rPr>
+        <w:t>3 分钟</w:t>
+      </w:r>
+      <w:r>
+        <w:rPr>
+          <w:sz w:val="22"/>
+        </w:rPr>
+        <w:t xml:space="preserve">。右上角支持 </w:t>
+      </w:r>
+      <w:r>
+        <w:rPr>
+          <w:b/>
+          <w:color w:val="C8552D"/>
+          <w:sz w:val="22"/>
+        </w:rPr>
+        <w:t>简体 / English / 繁體</w:t>
+      </w:r>
+      <w:r>
+        <w:rPr>
+          <w:sz w:val="22"/>
+        </w:rPr>
+        <w:t xml:space="preserve"> 三语切换。</w:t>
       </w:r>
     </w:p>
     <w:p>
       <w:pPr>
-        <w:spacing w:after="80"/>
+        <w:ind w:left="283"/>
       </w:pPr>
       <w:r>
         <w:rPr>
-          <w:rFonts w:ascii="PingFang SC" w:hAnsi="PingFang SC" w:eastAsia="PingFang SC"/>
           <w:b/>
-          <w:i w:val="0"/>
           <w:color w:val="C8552D"/>
-          <w:sz w:val="24"/>
+          <w:sz w:val="22"/>
         </w:rPr>
-        <w:t>④ 小程序原型 (wxapp_demo.html / wxapp.html)</w:t>
+        <w:t xml:space="preserve">02. </w:t>
+      </w:r>
+      <w:r>
+        <w:rPr>
+          <w:sz w:val="22"/>
+        </w:rPr>
+        <w:t>答辩 PPT（</w:t>
+      </w:r>
+      <w:r>
+        <w:rPr>
+          <w:b/>
+          <w:color w:val="C8552D"/>
+          <w:sz w:val="22"/>
+        </w:rPr>
+        <w:t>ppt.html</w:t>
+      </w:r>
+      <w:r>
+        <w:rPr>
+          <w:sz w:val="22"/>
+        </w:rPr>
+        <w:t xml:space="preserve"> / </w:t>
+      </w:r>
+      <w:r>
+        <w:rPr>
+          <w:b/>
+          <w:color w:val="C8552D"/>
+          <w:sz w:val="22"/>
+        </w:rPr>
+        <w:t>ppt.pptx</w:t>
+      </w:r>
+      <w:r>
+        <w:rPr>
+          <w:sz w:val="22"/>
+        </w:rPr>
+        <w:t xml:space="preserve">）— 24 页可翻页幻灯片，方向键 / 空格翻页，约 </w:t>
+      </w:r>
+      <w:r>
+        <w:rPr>
+          <w:b/>
+          <w:color w:val="C8552D"/>
+          <w:sz w:val="22"/>
+        </w:rPr>
+        <w:t>5 分钟</w:t>
+      </w:r>
+      <w:r>
+        <w:rPr>
+          <w:sz w:val="22"/>
+        </w:rPr>
+        <w:t>。</w:t>
       </w:r>
     </w:p>
     <w:p>
       <w:pPr>
-        <w:spacing w:after="80"/>
-        <w:ind w:left="340"/>
+        <w:ind w:left="283"/>
       </w:pPr>
       <w:r>
         <w:rPr>
-          <w:rFonts w:ascii="PingFang SC" w:hAnsi="PingFang SC" w:eastAsia="PingFang SC"/>
-          <w:b w:val="0"/>
-          <w:i w:val="0"/>
-          <w:color w:val="2C2418"/>
+          <w:b/>
+          <w:color w:val="C8552D"/>
           <w:sz w:val="22"/>
         </w:rPr>
-        <w:t>模拟真实小程序操作界面。</w:t>
+        <w:t xml:space="preserve">03. </w:t>
+      </w:r>
+      <w:r>
+        <w:rPr>
+          <w:sz w:val="22"/>
+        </w:rPr>
+        <w:t>产品介绍片（</w:t>
+      </w:r>
+      <w:r>
+        <w:rPr>
+          <w:b/>
+          <w:color w:val="C8552D"/>
+          <w:sz w:val="22"/>
+        </w:rPr>
+        <w:t>video.html</w:t>
+      </w:r>
+      <w:r>
+        <w:rPr>
+          <w:sz w:val="22"/>
+        </w:rPr>
+        <w:t xml:space="preserve">）— </w:t>
+      </w:r>
+      <w:r>
+        <w:rPr>
+          <w:b/>
+          <w:color w:val="C8552D"/>
+          <w:sz w:val="22"/>
+        </w:rPr>
+        <w:t>60 秒</w:t>
+      </w:r>
+      <w:r>
+        <w:rPr>
+          <w:sz w:val="22"/>
+        </w:rPr>
+        <w:t>动态分镜片，可全屏播放。</w:t>
       </w:r>
     </w:p>
     <w:p>
       <w:pPr>
-        <w:spacing w:after="80"/>
+        <w:ind w:left="283"/>
       </w:pPr>
       <w:r>
         <w:rPr>
-          <w:rFonts w:ascii="PingFang SC" w:hAnsi="PingFang SC" w:eastAsia="PingFang SC"/>
           <w:b/>
-          <w:i w:val="0"/>
           <w:color w:val="C8552D"/>
-          <w:sz w:val="24"/>
+          <w:sz w:val="22"/>
         </w:rPr>
-        <w:t>⑤ 3 个 AI 演示原型</w:t>
+        <w:t xml:space="preserve">04. </w:t>
+      </w:r>
+      <w:r>
+        <w:rPr>
+          <w:sz w:val="22"/>
+        </w:rPr>
+        <w:t>小程序原型（</w:t>
+      </w:r>
+      <w:r>
+        <w:rPr>
+          <w:b/>
+          <w:color w:val="C8552D"/>
+          <w:sz w:val="22"/>
+        </w:rPr>
+        <w:t>wxapp_demo.html</w:t>
+      </w:r>
+      <w:r>
+        <w:rPr>
+          <w:sz w:val="22"/>
+        </w:rPr>
+        <w:t xml:space="preserve"> / </w:t>
+      </w:r>
+      <w:r>
+        <w:rPr>
+          <w:b/>
+          <w:color w:val="C8552D"/>
+          <w:sz w:val="22"/>
+        </w:rPr>
+        <w:t>wxapp.html</w:t>
+      </w:r>
+      <w:r>
+        <w:rPr>
+          <w:sz w:val="22"/>
+        </w:rPr>
+        <w:t>）— 模拟真实小程序操作界面。</w:t>
       </w:r>
     </w:p>
     <w:p>
       <w:pPr>
-        <w:spacing w:after="80"/>
-        <w:ind w:left="340"/>
+        <w:ind w:left="283"/>
       </w:pPr>
       <w:r>
         <w:rPr>
-          <w:rFonts w:ascii="PingFang SC" w:hAnsi="PingFang SC" w:eastAsia="PingFang SC"/>
-          <w:b w:val="0"/>
-          <w:i w:val="0"/>
-          <w:color w:val="2C2418"/>
+          <w:b/>
+          <w:color w:val="C8552D"/>
           <w:sz w:val="22"/>
         </w:rPr>
-        <w:t>方言情绪翻译器 / VLM 场景解读 / 运营大屏。</w:t>
+        <w:t xml:space="preserve">05. </w:t>
+      </w:r>
+      <w:r>
+        <w:rPr>
+          <w:sz w:val="22"/>
+        </w:rPr>
+        <w:t xml:space="preserve">3 个 AI 演示原型 —— </w:t>
+      </w:r>
+      <w:r>
+        <w:rPr>
+          <w:b/>
+          <w:color w:val="C8552D"/>
+          <w:sz w:val="22"/>
+        </w:rPr>
+        <w:t>方言情绪翻译器</w:t>
+      </w:r>
+      <w:r>
+        <w:rPr>
+          <w:sz w:val="22"/>
+        </w:rPr>
+        <w:t>、</w:t>
+      </w:r>
+      <w:r>
+        <w:rPr>
+          <w:b/>
+          <w:color w:val="C8552D"/>
+          <w:sz w:val="22"/>
+        </w:rPr>
+        <w:t>VLM 场景解读</w:t>
+      </w:r>
+      <w:r>
+        <w:rPr>
+          <w:sz w:val="22"/>
+        </w:rPr>
+        <w:t>、</w:t>
+      </w:r>
+      <w:r>
+        <w:rPr>
+          <w:b/>
+          <w:color w:val="C8552D"/>
+          <w:sz w:val="22"/>
+        </w:rPr>
+        <w:t>运营大屏</w:t>
+      </w:r>
+      <w:r>
+        <w:rPr>
+          <w:sz w:val="22"/>
+        </w:rPr>
+        <w:t>。</w:t>
       </w:r>
     </w:p>
     <w:p>
       <w:pPr>
-        <w:spacing w:before="280" w:after="120"/>
+        <w:spacing w:before="360" w:after="120"/>
       </w:pPr>
       <w:r>
         <w:rPr>
-          <w:rFonts w:ascii="PingFang SC" w:hAnsi="PingFang SC" w:eastAsia="PingFang SC"/>
           <w:b/>
           <w:color w:val="1A1612"/>
           <w:sz w:val="32"/>
         </w:rPr>
-        <w:t>三、各 Demo 一键直达（直接双击对应文件）</w:t>
+        <w:t>▌ 四、操作要点</w:t>
       </w:r>
     </w:p>
-    <w:tbl>
-      <w:tblPr>
-        <w:tblStyle w:val="LightGrid-Accent1"/>
-        <w:tblW w:type="auto" w:w="0"/>
-        <w:tblLook w:firstColumn="1" w:firstRow="1" w:lastColumn="0" w:lastRow="0" w:noHBand="0" w:noVBand="1" w:val="04A0"/>
-      </w:tblPr>
-      <w:tblGrid>
-        <w:gridCol w:w="4759"/>
-        <w:gridCol w:w="4759"/>
-      </w:tblGrid>
-      <w:tr>
-        <w:tc>
-          <w:tcPr>
-            <w:tcW w:type="dxa" w:w="4759"/>
-          </w:tcPr>
-          <w:p>
-            <w:r/>
-            <w:r>
-              <w:rPr>
-                <w:rFonts w:ascii="PingFang SC" w:hAnsi="PingFang SC" w:eastAsia="PingFang SC"/>
-                <w:b/>
-                <w:sz w:val="22"/>
-              </w:rPr>
-              <w:t>文件名</w:t>
-            </w:r>
-          </w:p>
-        </w:tc>
-        <w:tc>
-          <w:tcPr>
-            <w:tcW w:type="dxa" w:w="4759"/>
-          </w:tcPr>
-          <w:p>
-            <w:r/>
-            <w:r>
-              <w:rPr>
-                <w:rFonts w:ascii="PingFang SC" w:hAnsi="PingFang SC" w:eastAsia="PingFang SC"/>
-                <w:b/>
-                <w:sz w:val="22"/>
-              </w:rPr>
-              <w:t>说明</w:t>
-            </w:r>
-          </w:p>
-        </w:tc>
-      </w:tr>
-      <w:tr>
-        <w:tc>
-          <w:tcPr>
-            <w:tcW w:type="dxa" w:w="4759"/>
-          </w:tcPr>
-          <w:p>
-            <w:r/>
-            <w:r>
-              <w:rPr>
-                <w:rFonts w:ascii="PingFang SC" w:hAnsi="PingFang SC" w:eastAsia="PingFang SC"/>
-                <w:sz w:val="21"/>
-              </w:rPr>
-              <w:t>index.html</w:t>
-            </w:r>
-          </w:p>
-        </w:tc>
-        <w:tc>
-          <w:tcPr>
-            <w:tcW w:type="dxa" w:w="4759"/>
-          </w:tcPr>
-          <w:p>
-            <w:r/>
-            <w:r>
-              <w:rPr>
-                <w:rFonts w:ascii="PingFang SC" w:hAnsi="PingFang SC" w:eastAsia="PingFang SC"/>
-                <w:sz w:val="21"/>
-              </w:rPr>
-              <w:t>产品官网</w:t>
-            </w:r>
-          </w:p>
-        </w:tc>
-      </w:tr>
-      <w:tr>
-        <w:tc>
-          <w:tcPr>
-            <w:tcW w:type="dxa" w:w="4759"/>
-          </w:tcPr>
-          <w:p>
-            <w:r/>
-            <w:r>
-              <w:rPr>
-                <w:rFonts w:ascii="PingFang SC" w:hAnsi="PingFang SC" w:eastAsia="PingFang SC"/>
-                <w:sz w:val="21"/>
-              </w:rPr>
-              <w:t>ppt.html / ppt.pptx</w:t>
-            </w:r>
-          </w:p>
-        </w:tc>
-        <w:tc>
-          <w:tcPr>
-            <w:tcW w:type="dxa" w:w="4759"/>
-          </w:tcPr>
-          <w:p>
-            <w:r/>
-            <w:r>
-              <w:rPr>
-                <w:rFonts w:ascii="PingFang SC" w:hAnsi="PingFang SC" w:eastAsia="PingFang SC"/>
-                <w:sz w:val="21"/>
-              </w:rPr>
-              <w:t>答辩 PPT（HTML 与 PowerPoint 双版本）</w:t>
-            </w:r>
-          </w:p>
-        </w:tc>
-      </w:tr>
-      <w:tr>
-        <w:tc>
-          <w:tcPr>
-            <w:tcW w:type="dxa" w:w="4759"/>
-          </w:tcPr>
-          <w:p>
-            <w:r/>
-            <w:r>
-              <w:rPr>
-                <w:rFonts w:ascii="PingFang SC" w:hAnsi="PingFang SC" w:eastAsia="PingFang SC"/>
-                <w:sz w:val="21"/>
-              </w:rPr>
-              <w:t>video.html</w:t>
-            </w:r>
-          </w:p>
-        </w:tc>
-        <w:tc>
-          <w:tcPr>
-            <w:tcW w:type="dxa" w:w="4759"/>
-          </w:tcPr>
-          <w:p>
-            <w:r/>
-            <w:r>
-              <w:rPr>
-                <w:rFonts w:ascii="PingFang SC" w:hAnsi="PingFang SC" w:eastAsia="PingFang SC"/>
-                <w:sz w:val="21"/>
-              </w:rPr>
-              <w:t>介绍片</w:t>
-            </w:r>
-          </w:p>
-        </w:tc>
-      </w:tr>
-      <w:tr>
-        <w:tc>
-          <w:tcPr>
-            <w:tcW w:type="dxa" w:w="4759"/>
-          </w:tcPr>
-          <w:p>
-            <w:r/>
-            <w:r>
-              <w:rPr>
-                <w:rFonts w:ascii="PingFang SC" w:hAnsi="PingFang SC" w:eastAsia="PingFang SC"/>
-                <w:sz w:val="21"/>
-              </w:rPr>
-              <w:t>wxapp_demo.html</w:t>
-            </w:r>
-          </w:p>
-        </w:tc>
-        <w:tc>
-          <w:tcPr>
-            <w:tcW w:type="dxa" w:w="4759"/>
-          </w:tcPr>
-          <w:p>
-            <w:r/>
-            <w:r>
-              <w:rPr>
-                <w:rFonts w:ascii="PingFang SC" w:hAnsi="PingFang SC" w:eastAsia="PingFang SC"/>
-                <w:sz w:val="21"/>
-              </w:rPr>
-              <w:t>小程序原型</w:t>
-            </w:r>
-          </w:p>
-        </w:tc>
-      </w:tr>
-      <w:tr>
-        <w:tc>
-          <w:tcPr>
-            <w:tcW w:type="dxa" w:w="4759"/>
-          </w:tcPr>
-          <w:p>
-            <w:r/>
-            <w:r>
-              <w:rPr>
-                <w:rFonts w:ascii="PingFang SC" w:hAnsi="PingFang SC" w:eastAsia="PingFang SC"/>
-                <w:sz w:val="21"/>
-              </w:rPr>
-              <w:t>demo_translator.html</w:t>
-            </w:r>
-          </w:p>
-        </w:tc>
-        <w:tc>
-          <w:tcPr>
-            <w:tcW w:type="dxa" w:w="4759"/>
-          </w:tcPr>
-          <w:p>
-            <w:r/>
-            <w:r>
-              <w:rPr>
-                <w:rFonts w:ascii="PingFang SC" w:hAnsi="PingFang SC" w:eastAsia="PingFang SC"/>
-                <w:sz w:val="21"/>
-              </w:rPr>
-              <w:t>AI 翻译器</w:t>
-            </w:r>
-          </w:p>
-        </w:tc>
-      </w:tr>
-      <w:tr>
-        <w:tc>
-          <w:tcPr>
-            <w:tcW w:type="dxa" w:w="4759"/>
-          </w:tcPr>
-          <w:p>
-            <w:r/>
-            <w:r>
-              <w:rPr>
-                <w:rFonts w:ascii="PingFang SC" w:hAnsi="PingFang SC" w:eastAsia="PingFang SC"/>
-                <w:sz w:val="21"/>
-              </w:rPr>
-              <w:t>demo_vlm.html</w:t>
-            </w:r>
-          </w:p>
-        </w:tc>
-        <w:tc>
-          <w:tcPr>
-            <w:tcW w:type="dxa" w:w="4759"/>
-          </w:tcPr>
-          <w:p>
-            <w:r/>
-            <w:r>
-              <w:rPr>
-                <w:rFonts w:ascii="PingFang SC" w:hAnsi="PingFang SC" w:eastAsia="PingFang SC"/>
-                <w:sz w:val="21"/>
-              </w:rPr>
-              <w:t>VLM 场景解读</w:t>
-            </w:r>
-          </w:p>
-        </w:tc>
-      </w:tr>
-      <w:tr>
-        <w:tc>
-          <w:tcPr>
-            <w:tcW w:type="dxa" w:w="4759"/>
-          </w:tcPr>
-          <w:p>
-            <w:r/>
-            <w:r>
-              <w:rPr>
-                <w:rFonts w:ascii="PingFang SC" w:hAnsi="PingFang SC" w:eastAsia="PingFang SC"/>
-                <w:sz w:val="21"/>
-              </w:rPr>
-              <w:t>demo_dashboard.html</w:t>
-            </w:r>
-          </w:p>
-        </w:tc>
-        <w:tc>
-          <w:tcPr>
-            <w:tcW w:type="dxa" w:w="4759"/>
-          </w:tcPr>
-          <w:p>
-            <w:r/>
-            <w:r>
-              <w:rPr>
-                <w:rFonts w:ascii="PingFang SC" w:hAnsi="PingFang SC" w:eastAsia="PingFang SC"/>
-                <w:sz w:val="21"/>
-              </w:rPr>
-              <w:t>运营大屏</w:t>
-            </w:r>
-          </w:p>
-        </w:tc>
-      </w:tr>
-    </w:tbl>
     <w:p>
       <w:pPr>
-        <w:spacing w:before="280" w:after="120"/>
+        <w:ind w:left="283"/>
       </w:pPr>
       <w:r>
         <w:rPr>
-          <w:rFonts w:ascii="PingFang SC" w:hAnsi="PingFang SC" w:eastAsia="PingFang SC"/>
+          <w:b/>
+          <w:color w:val="C8552D"/>
+          <w:sz w:val="22"/>
+        </w:rPr>
+        <w:t xml:space="preserve">•  </w:t>
+      </w:r>
+      <w:r>
+        <w:rPr>
+          <w:b/>
+          <w:color w:val="1A1612"/>
+          <w:sz w:val="22"/>
+        </w:rPr>
+        <w:t>翻页 · 答辩 PPT</w:t>
+      </w:r>
+      <w:r>
+        <w:rPr>
+          <w:sz w:val="22"/>
+        </w:rPr>
+        <w:t xml:space="preserve"> —— </w:t>
+      </w:r>
+      <w:r>
+        <w:rPr>
+          <w:b/>
+          <w:color w:val="1A1612"/>
+          <w:sz w:val="22"/>
+        </w:rPr>
+        <w:t>键盘 ← → / 空格</w:t>
+      </w:r>
+      <w:r>
+        <w:rPr>
+          <w:sz w:val="22"/>
+        </w:rPr>
+        <w:t xml:space="preserve"> 切换；底部右下角支持鼠标点击；进度条显示当前进度。</w:t>
+      </w:r>
+    </w:p>
+    <w:p>
+      <w:pPr>
+        <w:ind w:left="283"/>
+      </w:pPr>
+      <w:r>
+        <w:rPr>
+          <w:b/>
+          <w:color w:val="C8552D"/>
+          <w:sz w:val="22"/>
+        </w:rPr>
+        <w:t xml:space="preserve">•  </w:t>
+      </w:r>
+      <w:r>
+        <w:rPr>
+          <w:b/>
+          <w:color w:val="1A1612"/>
+          <w:sz w:val="22"/>
+        </w:rPr>
+        <w:t>语言切换 · 官网</w:t>
+      </w:r>
+      <w:r>
+        <w:rPr>
+          <w:sz w:val="22"/>
+        </w:rPr>
+        <w:t xml:space="preserve"> —— 页面右上角 </w:t>
+      </w:r>
+      <w:r>
+        <w:rPr>
+          <w:b/>
+          <w:color w:val="1A1612"/>
+          <w:sz w:val="22"/>
+        </w:rPr>
+        <w:t>CN / EN / TC</w:t>
+      </w:r>
+      <w:r>
+        <w:rPr>
+          <w:sz w:val="22"/>
+        </w:rPr>
+        <w:t xml:space="preserve"> 三键，所有正文同步切换，刷新后记忆。</w:t>
+      </w:r>
+    </w:p>
+    <w:p>
+      <w:pPr>
+        <w:ind w:left="283"/>
+      </w:pPr>
+      <w:r>
+        <w:rPr>
+          <w:b/>
+          <w:color w:val="C8552D"/>
+          <w:sz w:val="22"/>
+        </w:rPr>
+        <w:t xml:space="preserve">•  </w:t>
+      </w:r>
+      <w:r>
+        <w:rPr>
+          <w:b/>
+          <w:color w:val="1A1612"/>
+          <w:sz w:val="22"/>
+        </w:rPr>
+        <w:t>全屏播放 · 介绍片</w:t>
+      </w:r>
+      <w:r>
+        <w:rPr>
+          <w:sz w:val="22"/>
+        </w:rPr>
+        <w:t xml:space="preserve"> —— 点击播放后，可按浏览器 </w:t>
+      </w:r>
+      <w:r>
+        <w:rPr>
+          <w:b/>
+          <w:color w:val="1A1612"/>
+          <w:sz w:val="22"/>
+        </w:rPr>
+        <w:t>F11</w:t>
+      </w:r>
+      <w:r>
+        <w:rPr>
+          <w:sz w:val="22"/>
+        </w:rPr>
+        <w:t xml:space="preserve"> 进入全屏；支持背景音乐与字幕同步。</w:t>
+      </w:r>
+    </w:p>
+    <w:p>
+      <w:pPr>
+        <w:ind w:left="283"/>
+      </w:pPr>
+      <w:r>
+        <w:rPr>
+          <w:b/>
+          <w:color w:val="C8552D"/>
+          <w:sz w:val="22"/>
+        </w:rPr>
+        <w:t xml:space="preserve">•  </w:t>
+      </w:r>
+      <w:r>
+        <w:rPr>
+          <w:b/>
+          <w:color w:val="1A1612"/>
+          <w:sz w:val="22"/>
+        </w:rPr>
+        <w:t>沉浸式动效</w:t>
+      </w:r>
+      <w:r>
+        <w:rPr>
+          <w:sz w:val="22"/>
+        </w:rPr>
+        <w:t xml:space="preserve"> —— 首页全屏海浪粒子、方言区音频波形、特殊汉字（</w:t>
+      </w:r>
+      <w:r>
+        <w:rPr>
+          <w:b/>
+          <w:color w:val="1A1612"/>
+          <w:sz w:val="22"/>
+        </w:rPr>
+        <w:t>厝/鼎/箸/泪/听</w:t>
+      </w:r>
+      <w:r>
+        <w:rPr>
+          <w:sz w:val="22"/>
+        </w:rPr>
+        <w:t>）悬停发光。</w:t>
+      </w:r>
+    </w:p>
+    <w:p>
+      <w:pPr>
+        <w:ind w:left="283"/>
+      </w:pPr>
+      <w:r>
+        <w:rPr>
+          <w:b/>
+          <w:color w:val="C8552D"/>
+          <w:sz w:val="22"/>
+        </w:rPr>
+        <w:t xml:space="preserve">•  </w:t>
+      </w:r>
+      <w:r>
+        <w:rPr>
+          <w:b/>
+          <w:color w:val="1A1612"/>
+          <w:sz w:val="22"/>
+        </w:rPr>
+        <w:t>背景音乐</w:t>
+      </w:r>
+      <w:r>
+        <w:rPr>
+          <w:sz w:val="22"/>
+        </w:rPr>
+        <w:t xml:space="preserve"> —— </w:t>
+      </w:r>
+      <w:r>
+        <w:rPr>
+          <w:b/>
+          <w:color w:val="1A1612"/>
+          <w:sz w:val="22"/>
+        </w:rPr>
+        <w:t>右下角音符按钮</w:t>
+      </w:r>
+      <w:r>
+        <w:rPr>
+          <w:sz w:val="22"/>
+        </w:rPr>
+        <w:t>可启停 BGM；首次需用户点击页面任意位置自动播放（浏览器策略）。</w:t>
+      </w:r>
+    </w:p>
+    <w:p>
+      <w:pPr>
+        <w:spacing w:before="360" w:after="120"/>
+      </w:pPr>
+      <w:r>
+        <w:rPr>
           <w:b/>
           <w:color w:val="1A1612"/>
           <w:sz w:val="32"/>
         </w:rPr>
-        <w:t>四、操作要点 · 一图速查</w:t>
+        <w:t>▌ 五、作者自评 · 优缺点坦言</w:t>
       </w:r>
     </w:p>
     <w:p>
       <w:pPr>
-        <w:spacing w:after="80"/>
+        <w:spacing w:after="120"/>
       </w:pPr>
       <w:r>
         <w:rPr>
-          <w:rFonts w:ascii="PingFang SC" w:hAnsi="PingFang SC" w:eastAsia="PingFang SC"/>
+          <w:color w:val="2C2418"/>
+          <w:sz w:val="22"/>
+        </w:rPr>
+        <w:t>以下为本人对作品的</w:t>
+      </w:r>
+      <w:r>
+        <w:rPr>
           <w:b/>
-          <w:i w:val="0"/>
           <w:color w:val="C8552D"/>
           <w:sz w:val="22"/>
         </w:rPr>
-        <w:t>• 翻页 · 答辩 PPT</w:t>
+        <w:t>自我审视</w:t>
+      </w:r>
+      <w:r>
+        <w:rPr>
+          <w:color w:val="2C2418"/>
+          <w:sz w:val="22"/>
+        </w:rPr>
+        <w:t>，希望能为评委老师提供更立体的判断维度。</w:t>
       </w:r>
     </w:p>
     <w:p>
       <w:pPr>
-        <w:spacing w:after="80"/>
+        <w:spacing w:after="120"/>
       </w:pPr>
       <w:r>
         <w:rPr>
-          <w:rFonts w:ascii="PingFang SC" w:hAnsi="PingFang SC" w:eastAsia="PingFang SC"/>
-          <w:b w:val="0"/>
-          <w:i w:val="0"/>
-          <w:color w:val="5A4A32"/>
-          <w:sz w:val="20"/>
+          <w:color w:val="2C2418"/>
+          <w:sz w:val="22"/>
         </w:rPr>
-        <w:t xml:space="preserve">   键盘 ← → / 空格 切换；右下角支持鼠标点击；进度条显示当前进度。</w:t>
+        <w:t xml:space="preserve">▌ </w:t>
+      </w:r>
+      <w:r>
+        <w:rPr>
+          <w:b/>
+          <w:color w:val="C8552D"/>
+          <w:sz w:val="22"/>
+        </w:rPr>
+        <w:t>自认优势</w:t>
       </w:r>
     </w:p>
     <w:p>
       <w:pPr>
-        <w:spacing w:after="80"/>
+        <w:ind w:left="283"/>
       </w:pPr>
       <w:r>
         <w:rPr>
-          <w:rFonts w:ascii="PingFang SC" w:hAnsi="PingFang SC" w:eastAsia="PingFang SC"/>
           <w:b/>
-          <w:i w:val="0"/>
-          <w:color w:val="C8552D"/>
+          <w:color w:val="2A8C4A"/>
           <w:sz w:val="22"/>
         </w:rPr>
-        <w:t>• 语言切换 · 官网</w:t>
+        <w:t xml:space="preserve">✓  </w:t>
+      </w:r>
+      <w:r>
+        <w:rPr>
+          <w:b/>
+          <w:color w:val="1A1612"/>
+          <w:sz w:val="22"/>
+        </w:rPr>
+        <w:t>叙事独特性</w:t>
+      </w:r>
+      <w:r>
+        <w:rPr>
+          <w:sz w:val="22"/>
+        </w:rPr>
+        <w:t>：把"翻译硕士+潮汕方言耳"嫁接到文旅产品，市场上没有同款角度。</w:t>
       </w:r>
     </w:p>
     <w:p>
       <w:pPr>
-        <w:spacing w:after="80"/>
+        <w:ind w:left="283"/>
       </w:pPr>
       <w:r>
         <w:rPr>
-          <w:rFonts w:ascii="PingFang SC" w:hAnsi="PingFang SC" w:eastAsia="PingFang SC"/>
-          <w:b w:val="0"/>
-          <w:i w:val="0"/>
-          <w:color w:val="5A4A32"/>
-          <w:sz w:val="20"/>
+          <w:b/>
+          <w:color w:val="2A8C4A"/>
+          <w:sz w:val="22"/>
         </w:rPr>
-        <w:t xml:space="preserve">   页面右上角 CN / EN / TC 三键，所有正文同步切换，刷新后记忆。</w:t>
+        <w:t xml:space="preserve">✓  </w:t>
+      </w:r>
+      <w:r>
+        <w:rPr>
+          <w:b/>
+          <w:color w:val="1A1612"/>
+          <w:sz w:val="22"/>
+        </w:rPr>
+        <w:t>商业闭环完整</w:t>
+      </w:r>
+      <w:r>
+        <w:rPr>
+          <w:sz w:val="22"/>
+        </w:rPr>
+        <w:t>：3 档套餐 + ¥99 PASS 卡 + 蓝眼泪盲盒保险，每一笔风险都有变现接口。</w:t>
       </w:r>
     </w:p>
     <w:p>
       <w:pPr>
-        <w:spacing w:after="80"/>
+        <w:ind w:left="283"/>
       </w:pPr>
       <w:r>
         <w:rPr>
-          <w:rFonts w:ascii="PingFang SC" w:hAnsi="PingFang SC" w:eastAsia="PingFang SC"/>
           <w:b/>
-          <w:i w:val="0"/>
-          <w:color w:val="C8552D"/>
+          <w:color w:val="2A8C4A"/>
           <w:sz w:val="22"/>
         </w:rPr>
-        <w:t>• 全屏播放 · 介绍片</w:t>
+        <w:t xml:space="preserve">✓  </w:t>
+      </w:r>
+      <w:r>
+        <w:rPr>
+          <w:b/>
+          <w:color w:val="1A1612"/>
+          <w:sz w:val="22"/>
+        </w:rPr>
+        <w:t>AI 不流于噱头</w:t>
+      </w:r>
+      <w:r>
+        <w:rPr>
+          <w:sz w:val="22"/>
+        </w:rPr>
+        <w:t>：方言翻译器 / VLM 石厝扫描 / 运营大屏，三个原型都给出可落地的接口设想。</w:t>
       </w:r>
     </w:p>
     <w:p>
       <w:pPr>
-        <w:spacing w:after="80"/>
+        <w:ind w:left="283"/>
       </w:pPr>
       <w:r>
         <w:rPr>
-          <w:rFonts w:ascii="PingFang SC" w:hAnsi="PingFang SC" w:eastAsia="PingFang SC"/>
-          <w:b w:val="0"/>
-          <w:i w:val="0"/>
-          <w:color w:val="5A4A32"/>
-          <w:sz w:val="20"/>
+          <w:b/>
+          <w:color w:val="2A8C4A"/>
+          <w:sz w:val="22"/>
         </w:rPr>
-        <w:t xml:space="preserve">   点击播放后，可按浏览器 F11 进入全屏；支持背景音乐与字幕同步。</w:t>
+        <w:t xml:space="preserve">✓  </w:t>
+      </w:r>
+      <w:r>
+        <w:rPr>
+          <w:b/>
+          <w:color w:val="1A1612"/>
+          <w:sz w:val="22"/>
+        </w:rPr>
+        <w:t>视觉一体化</w:t>
+      </w:r>
+      <w:r>
+        <w:rPr>
+          <w:sz w:val="22"/>
+        </w:rPr>
+        <w:t>：官网 / PPT / 介绍片 / 小程序使用同一套设计语言。</w:t>
       </w:r>
     </w:p>
     <w:p>
       <w:pPr>
-        <w:spacing w:after="80"/>
+        <w:ind w:left="283"/>
       </w:pPr>
       <w:r>
         <w:rPr>
-          <w:rFonts w:ascii="PingFang SC" w:hAnsi="PingFang SC" w:eastAsia="PingFang SC"/>
           <w:b/>
-          <w:i w:val="0"/>
-          <w:color w:val="C8552D"/>
+          <w:color w:val="2A8C4A"/>
           <w:sz w:val="22"/>
         </w:rPr>
-        <w:t>• 跨页跳转</w:t>
+        <w:t xml:space="preserve">✓  </w:t>
+      </w:r>
+      <w:r>
+        <w:rPr>
+          <w:b/>
+          <w:color w:val="1A1612"/>
+          <w:sz w:val="22"/>
+        </w:rPr>
+        <w:t>可即时验证</w:t>
+      </w:r>
+      <w:r>
+        <w:rPr>
+          <w:sz w:val="22"/>
+        </w:rPr>
+        <w:t>：所有材料都已部署到 Netlify，评委可手机扫码即看，不依赖本地软件。</w:t>
       </w:r>
     </w:p>
     <w:p>
       <w:pPr>
-        <w:spacing w:after="80"/>
+        <w:spacing w:after="120"/>
       </w:pPr>
       <w:r>
         <w:rPr>
-          <w:rFonts w:ascii="PingFang SC" w:hAnsi="PingFang SC" w:eastAsia="PingFang SC"/>
-          <w:b w:val="0"/>
-          <w:i w:val="0"/>
-          <w:color w:val="5A4A32"/>
-          <w:sz w:val="20"/>
+          <w:color w:val="2C2418"/>
+          <w:sz w:val="22"/>
         </w:rPr>
-        <w:t xml:space="preserve">   所有页面右上角带 ← 网站 / DECK 按钮，可随时返回主入口。</w:t>
+        <w:t xml:space="preserve">▌ </w:t>
+      </w:r>
+      <w:r>
+        <w:rPr>
+          <w:b/>
+          <w:color w:val="C8552D"/>
+          <w:sz w:val="22"/>
+        </w:rPr>
+        <w:t>自认不足</w:t>
       </w:r>
     </w:p>
     <w:p>
       <w:pPr>
-        <w:spacing w:after="80"/>
+        <w:ind w:left="283"/>
       </w:pPr>
       <w:r>
         <w:rPr>
-          <w:rFonts w:ascii="PingFang SC" w:hAnsi="PingFang SC" w:eastAsia="PingFang SC"/>
-          <w:b w:val="0"/>
-          <w:i w:val="0"/>
-          <w:color w:val="2C2418"/>
+          <w:b/>
+          <w:color w:val="C8552D"/>
           <w:sz w:val="22"/>
         </w:rPr>
+        <w:t xml:space="preserve">△  </w:t>
+      </w:r>
+      <w:r>
+        <w:rPr>
+          <w:b/>
+          <w:color w:val="1A1612"/>
+          <w:sz w:val="22"/>
+        </w:rPr>
+        <w:t>蓝眼泪保险机制</w:t>
+      </w:r>
+      <w:r>
+        <w:rPr>
+          <w:sz w:val="22"/>
+        </w:rPr>
+        <w:t>需要与持牌保险公司联合开发，目前停留在产品形态描述阶段。</w:t>
       </w:r>
     </w:p>
     <w:p>
       <w:pPr>
-        <w:spacing w:after="80"/>
+        <w:ind w:left="283"/>
       </w:pPr>
       <w:r>
         <w:rPr>
-          <w:rFonts w:ascii="PingFang SC" w:hAnsi="PingFang SC" w:eastAsia="PingFang SC"/>
-          <w:b w:val="0"/>
-          <w:i/>
-          <w:color w:val="7A5A3A"/>
-          <w:sz w:val="20"/>
+          <w:b/>
+          <w:color w:val="C8552D"/>
+          <w:sz w:val="22"/>
         </w:rPr>
-        <w:t>温馨提示：建议使用 Chrome、Edge、Safari 最新版本浏览器打开以获得最佳体验。若图片或字体加载稍慢，请等待 1-2 秒；本资料已尽量优化离线可访问性。</w:t>
+        <w:t xml:space="preserve">△  </w:t>
+      </w:r>
+      <w:r>
+        <w:rPr>
+          <w:b/>
+          <w:color w:val="1A1612"/>
+          <w:sz w:val="22"/>
+        </w:rPr>
+        <w:t>AI 原型为前端模拟</w:t>
+      </w:r>
+      <w:r>
+        <w:rPr>
+          <w:sz w:val="22"/>
+        </w:rPr>
+        <w:t>：方言翻译/VLM 扫描尚未接入真实模型，量产需要算法团队介入。</w:t>
       </w:r>
     </w:p>
     <w:p>
       <w:pPr>
-        <w:spacing w:before="280" w:after="120"/>
+        <w:ind w:left="283"/>
       </w:pPr>
       <w:r>
         <w:rPr>
-          <w:rFonts w:ascii="PingFang SC" w:hAnsi="PingFang SC" w:eastAsia="PingFang SC"/>
+          <w:b/>
+          <w:color w:val="C8552D"/>
+          <w:sz w:val="22"/>
+        </w:rPr>
+        <w:t xml:space="preserve">△  </w:t>
+      </w:r>
+      <w:r>
+        <w:rPr>
+          <w:b/>
+          <w:color w:val="1A1612"/>
+          <w:sz w:val="22"/>
+        </w:rPr>
+        <w:t>实地田野不够厚</w:t>
+      </w:r>
+      <w:r>
+        <w:rPr>
+          <w:sz w:val="22"/>
+        </w:rPr>
+        <w:t>：基于一次平潭考察 + 潮汕语感经验，尚未做大样本游客访谈验证客单价。</w:t>
+      </w:r>
+    </w:p>
+    <w:p>
+      <w:pPr>
+        <w:ind w:left="283"/>
+      </w:pPr>
+      <w:r>
+        <w:rPr>
+          <w:b/>
+          <w:color w:val="C8552D"/>
+          <w:sz w:val="22"/>
+        </w:rPr>
+        <w:t xml:space="preserve">△  </w:t>
+      </w:r>
+      <w:r>
+        <w:rPr>
+          <w:b/>
+          <w:color w:val="1A1612"/>
+          <w:sz w:val="22"/>
+        </w:rPr>
+        <w:t>合作机构未实质对接</w:t>
+      </w:r>
+      <w:r>
+        <w:rPr>
+          <w:sz w:val="22"/>
+        </w:rPr>
+        <w:t>：B 端报价表为类比定价，签订意向书需运营团队推进。</w:t>
+      </w:r>
+    </w:p>
+    <w:p>
+      <w:pPr>
+        <w:ind w:left="283"/>
+      </w:pPr>
+      <w:r>
+        <w:rPr>
+          <w:b/>
+          <w:color w:val="C8552D"/>
+          <w:sz w:val="22"/>
+        </w:rPr>
+        <w:t xml:space="preserve">△  </w:t>
+      </w:r>
+      <w:r>
+        <w:rPr>
+          <w:b/>
+          <w:color w:val="1A1612"/>
+          <w:sz w:val="22"/>
+        </w:rPr>
+        <w:t>文创衍生品成本</w:t>
+      </w:r>
+      <w:r>
+        <w:rPr>
+          <w:sz w:val="22"/>
+        </w:rPr>
+        <w:t>：黑胶/压仓石文镇定价 ¥58—168，初期 SKU 库存压力需联合本地工坊摊薄。</w:t>
+      </w:r>
+    </w:p>
+    <w:p>
+      <w:pPr>
+        <w:spacing w:before="360" w:after="120"/>
+      </w:pPr>
+      <w:r>
+        <w:rPr>
           <w:b/>
           <w:color w:val="1A1612"/>
           <w:sz w:val="32"/>
         </w:rPr>
-        <w:t>五、附录 · 操作演示</w:t>
+        <w:t>▌ 六、温馨提示</w:t>
       </w:r>
     </w:p>
     <w:p>
       <w:pPr>
-        <w:spacing w:after="80"/>
+        <w:spacing w:after="120"/>
       </w:pPr>
       <w:r>
         <w:rPr>
-          <w:rFonts w:ascii="PingFang SC" w:hAnsi="PingFang SC" w:eastAsia="PingFang SC"/>
-          <w:b w:val="0"/>
-          <w:i w:val="0"/>
           <w:color w:val="2C2418"/>
           <w:sz w:val="22"/>
         </w:rPr>
-        <w:t>若您希望先观看一遍 "如何浏览整套材料" 的动态引导，请双击：</w:t>
+        <w:t xml:space="preserve">建议使用 </w:t>
+      </w:r>
+      <w:r>
+        <w:rPr>
+          <w:b/>
+          <w:color w:val="C8552D"/>
+          <w:sz w:val="22"/>
+        </w:rPr>
+        <w:t>Chrome、Edge、Safari</w:t>
+      </w:r>
+      <w:r>
+        <w:rPr>
+          <w:color w:val="2C2418"/>
+          <w:sz w:val="22"/>
+        </w:rPr>
+        <w:t xml:space="preserve"> 最新版本浏览器打开以获得最佳体验。</w:t>
+      </w:r>
+      <w:r>
+        <w:rPr>
+          <w:b/>
+          <w:color w:val="C8552D"/>
+          <w:sz w:val="22"/>
+        </w:rPr>
+        <w:t>线上版本会持续迭代</w:t>
+      </w:r>
+      <w:r>
+        <w:rPr>
+          <w:color w:val="2C2418"/>
+          <w:sz w:val="22"/>
+        </w:rPr>
+        <w:t>，本地资料包为评审定版快照——若发现两者细节有差异，</w:t>
+      </w:r>
+      <w:r>
+        <w:rPr>
+          <w:b/>
+          <w:color w:val="C8552D"/>
+          <w:sz w:val="22"/>
+        </w:rPr>
+        <w:t>以线上版为准</w:t>
+      </w:r>
+      <w:r>
+        <w:rPr>
+          <w:color w:val="2C2418"/>
+          <w:sz w:val="22"/>
+        </w:rPr>
+        <w:t>。</w:t>
       </w:r>
     </w:p>
+    <w:p/>
     <w:p>
       <w:pPr>
-        <w:spacing w:after="80"/>
-        <w:ind w:left="340"/>
-      </w:pPr>
-      <w:r>
-        <w:rPr>
-          <w:rFonts w:ascii="PingFang SC" w:hAnsi="PingFang SC" w:eastAsia="PingFang SC"/>
-          <w:b/>
-          <w:i w:val="0"/>
-          <w:color w:val="C8552D"/>
-          <w:sz w:val="24"/>
-        </w:rPr>
-        <w:t>▶ 操作演示.html（约 90 秒，分镜动画引导）</w:t>
-      </w:r>
-    </w:p>
-    <w:p>
-      <w:pPr>
-        <w:pBdr>
-          <w:bottom w:val="single" w:sz="8" w:space="1" w:color="FFCC00"/>
-        </w:pBdr>
-      </w:pPr>
-    </w:p>
-    <w:p>
-      <w:pPr>
-        <w:spacing w:after="80"/>
         <w:jc w:val="center"/>
       </w:pPr>
       <w:r>
         <w:rPr>
-          <w:rFonts w:ascii="PingFang SC" w:hAnsi="PingFang SC" w:eastAsia="PingFang SC"/>
-          <w:b w:val="0"/>
-          <w:i w:val="0"/>
           <w:color w:val="7A5A3A"/>
-          <w:sz w:val="20"/>
+          <w:sz w:val="18"/>
         </w:rPr>
-        <w:t>PROJECT · 68 NM TWO SIDES   |   AUTHOR · GUO JIA · FUDAN MTI · 25210120088</w:t>
-      </w:r>
-    </w:p>
-    <w:p>
-      <w:pPr>
-        <w:spacing w:after="80"/>
-        <w:jc w:val="center"/>
-      </w:pPr>
-      <w:r>
-        <w:rPr>
-          <w:rFonts w:ascii="PingFang SC" w:hAnsi="PingFang SC" w:eastAsia="PingFang SC"/>
-          <w:b w:val="0"/>
-          <w:i w:val="0"/>
-          <w:color w:val="7A5A3A"/>
-          <w:sz w:val="20"/>
-        </w:rPr>
+        <w:t>PROJECT · 68 NM TWO SIDES  |  AUTHOR · GUO JIA · FUDAN MTI · 25210120088</w:t>
+        <w:br/>
+        <w:t>ONLINE · https://68nm-two-sides.netlify.app</w:t>
+        <w:br/>
         <w:t>复旦大学外国语言文学学院 · 翻译硕士 MTI · 2026 复旦大学青春文旅设计大赛参赛作品</w:t>
       </w:r>
     </w:p>
     <w:sectPr>
       <w:pgSz w:w="12240" w:h="15840"/>
-      <w:pgMar w:top="1247" w:right="1361" w:bottom="1247" w:left="1361" w:header="720" w:footer="720" w:gutter="0"/>
+      <w:pgMar w:top="1440" w:right="1800" w:bottom="1440" w:left="1800" w:header="720" w:footer="720" w:gutter="0"/>
       <w:cols w:space="720"/>
       <w:docGrid w:linePitch="360"/>
     </w:sectPr>
@@ -1231,7 +1799,9 @@
     <w:qFormat/>
     <w:rsid w:val="00FC693F"/>
     <w:rPr>
+      <w:rFonts w:ascii="Noto Sans SC" w:hAnsi="Noto Sans SC"/>
       <w:sz w:val="22"/>
+      <w:rFonts w:eastAsia="微软雅黑"/>
     </w:rPr>
   </w:style>
   <w:style w:type="paragraph" w:styleId="Header">
